--- a/fra/docx/009.content.docx
+++ b/fra/docx/009.content.docx
@@ -418,7 +418,7 @@
         <w:rPr>
           <w:lang w:val="fr_FR" w:bidi="fr_FR"/>
         </w:rPr>
-        <w:t>Jeune âne</w:t>
+        <w:t>Jésus et les disciples dans un bateau</w:t>
       </w:r>
       <w:r>
         <w:rPr>
@@ -532,7 +532,7 @@
         <w:rPr>
           <w:lang w:val="fr_FR" w:bidi="fr_FR"/>
         </w:rPr>
-        <w:t>Jeune âne</w:t>
+        <w:t>Jésus et les disciples dans un bateau</w:t>
       </w:r>
       <w:r>
         <w:rPr>
@@ -568,7 +568,7 @@
       <w:r>
         <w:drawing>
           <wp:inline xmlns:a="http://schemas.openxmlformats.org/drawingml/2006/main" xmlns:pic="http://schemas.openxmlformats.org/drawingml/2006/picture">
-            <wp:extent cx="6096000" cy="4090416"/>
+            <wp:extent cx="6096000" cy="4066032"/>
             <wp:docPr id="4" name="Picture 4"/>
             <wp:cNvGraphicFramePr>
               <a:graphicFrameLocks noChangeAspect="1"/>
@@ -589,7 +589,7 @@
                   <pic:spPr>
                     <a:xfrm>
                       <a:off x="0" y="0"/>
-                      <a:ext cx="6096000" cy="4090416"/>
+                      <a:ext cx="6096000" cy="4066032"/>
                     </a:xfrm>
                     <a:prstGeom prst="rect"/>
                   </pic:spPr>
@@ -646,7 +646,7 @@
         <w:rPr>
           <w:lang w:val="fr_FR" w:bidi="fr_FR"/>
         </w:rPr>
-        <w:t>Jeune âne</w:t>
+        <w:t>Jésus et les disciples dans un bateau</w:t>
       </w:r>
       <w:r>
         <w:rPr>
@@ -722,6 +722,690 @@
         </w:rPr>
       </w:r>
       <w:hyperlink r:id="rId22">
+        <w:r>
+          <w:rPr>
+            <w:lang w:val="fr_FR" w:bidi="fr_FR"/>
+          </w:rPr>
+          <w:rPr>
+            <w:color w:val="0000EE"/>
+            <w:u w:val="single"/>
+          </w:rPr>
+          <w:t>link</w:t>
+        </w:r>
+      </w:hyperlink>
+      <w:r>
+        <w:rPr>
+          <w:lang w:val="fr_FR" w:bidi="fr_FR"/>
+        </w:rPr>
+      </w:r>
+      <w:r>
+        <w:rPr>
+          <w:lang w:val="fr_FR" w:bidi="fr_FR"/>
+        </w:rPr>
+      </w:r>
+    </w:p>
+    <w:p>
+      <w:pPr/>
+      <w:r>
+        <w:rPr>
+          <w:lang w:val="fr_FR" w:bidi="fr_FR"/>
+        </w:rPr>
+      </w:r>
+    </w:p>
+    <w:p>
+      <w:pPr>
+        <w:pStyle w:val="Heading2"/>
+      </w:pPr>
+      <w:r>
+        <w:rPr>
+          <w:lang w:val="fr_FR" w:bidi="fr_FR"/>
+        </w:rPr>
+        <w:t>Jésus jugé par le souverain sacrificateur</w:t>
+      </w:r>
+      <w:r>
+        <w:rPr>
+          <w:lang w:val="fr_FR" w:bidi="fr_FR"/>
+        </w:rPr>
+      </w:r>
+    </w:p>
+    <w:p>
+      <w:pPr>
+        <w:pStyle w:val="Heading4"/>
+      </w:pPr>
+      <w:r>
+        <w:rPr>
+          <w:lang w:val="fr_FR" w:bidi="fr_FR"/>
+        </w:rPr>
+        <w:t>Image Content</w:t>
+      </w:r>
+      <w:r>
+        <w:rPr>
+          <w:lang w:val="fr_FR" w:bidi="fr_FR"/>
+        </w:rPr>
+      </w:r>
+    </w:p>
+    <w:p>
+      <w:pPr/>
+      <w:r>
+        <w:rPr>
+          <w:lang w:val="fr_FR" w:bidi="fr_FR"/>
+        </w:rPr>
+      </w:r>
+    </w:p>
+    <w:p>
+      <w:r>
+        <w:drawing>
+          <wp:inline xmlns:a="http://schemas.openxmlformats.org/drawingml/2006/main" xmlns:pic="http://schemas.openxmlformats.org/drawingml/2006/picture">
+            <wp:extent cx="6096000" cy="5260848"/>
+            <wp:docPr id="6" name="Picture 6"/>
+            <wp:cNvGraphicFramePr>
+              <a:graphicFrameLocks noChangeAspect="1"/>
+            </wp:cNvGraphicFramePr>
+            <a:graphic>
+              <a:graphicData uri="http://schemas.openxmlformats.org/drawingml/2006/picture">
+                <pic:pic>
+                  <pic:nvPicPr>
+                    <pic:cNvPr id="0" name="image.jpg"/>
+                    <pic:cNvPicPr/>
+                  </pic:nvPicPr>
+                  <pic:blipFill>
+                    <a:blip r:embed="rId23"/>
+                    <a:stretch>
+                      <a:fillRect/>
+                    </a:stretch>
+                  </pic:blipFill>
+                  <pic:spPr>
+                    <a:xfrm>
+                      <a:off x="0" y="0"/>
+                      <a:ext cx="6096000" cy="5260848"/>
+                    </a:xfrm>
+                    <a:prstGeom prst="rect"/>
+                  </pic:spPr>
+                </pic:pic>
+              </a:graphicData>
+            </a:graphic>
+          </wp:inline>
+        </w:drawing>
+      </w:r>
+    </w:p>
+    <w:p>
+      <w:pPr/>
+      <w:r>
+        <w:rPr>
+          <w:lang w:val="fr_FR" w:bidi="fr_FR"/>
+        </w:rPr>
+      </w:r>
+      <w:hyperlink r:id="rId24">
+        <w:r>
+          <w:rPr>
+            <w:lang w:val="fr_FR" w:bidi="fr_FR"/>
+          </w:rPr>
+          <w:rPr>
+            <w:color w:val="0000EE"/>
+            <w:u w:val="single"/>
+          </w:rPr>
+          <w:t>link</w:t>
+        </w:r>
+      </w:hyperlink>
+      <w:r>
+        <w:rPr>
+          <w:lang w:val="fr_FR" w:bidi="fr_FR"/>
+        </w:rPr>
+      </w:r>
+      <w:r>
+        <w:rPr>
+          <w:lang w:val="fr_FR" w:bidi="fr_FR"/>
+        </w:rPr>
+      </w:r>
+    </w:p>
+    <w:p>
+      <w:pPr/>
+      <w:r>
+        <w:rPr>
+          <w:lang w:val="fr_FR" w:bidi="fr_FR"/>
+        </w:rPr>
+      </w:r>
+    </w:p>
+    <w:p>
+      <w:pPr>
+        <w:pStyle w:val="Heading2"/>
+      </w:pPr>
+      <w:r>
+        <w:rPr>
+          <w:lang w:val="fr_FR" w:bidi="fr_FR"/>
+        </w:rPr>
+        <w:t>Jeune âne</w:t>
+      </w:r>
+      <w:r>
+        <w:rPr>
+          <w:lang w:val="fr_FR" w:bidi="fr_FR"/>
+        </w:rPr>
+      </w:r>
+    </w:p>
+    <w:p>
+      <w:pPr>
+        <w:pStyle w:val="Heading4"/>
+      </w:pPr>
+      <w:r>
+        <w:rPr>
+          <w:lang w:val="fr_FR" w:bidi="fr_FR"/>
+        </w:rPr>
+        <w:t>Image Content</w:t>
+      </w:r>
+      <w:r>
+        <w:rPr>
+          <w:lang w:val="fr_FR" w:bidi="fr_FR"/>
+        </w:rPr>
+      </w:r>
+    </w:p>
+    <w:p>
+      <w:pPr/>
+      <w:r>
+        <w:rPr>
+          <w:lang w:val="fr_FR" w:bidi="fr_FR"/>
+        </w:rPr>
+      </w:r>
+    </w:p>
+    <w:p>
+      <w:r>
+        <w:drawing>
+          <wp:inline xmlns:a="http://schemas.openxmlformats.org/drawingml/2006/main" xmlns:pic="http://schemas.openxmlformats.org/drawingml/2006/picture">
+            <wp:extent cx="6096000" cy="4090416"/>
+            <wp:docPr id="7" name="Picture 7"/>
+            <wp:cNvGraphicFramePr>
+              <a:graphicFrameLocks noChangeAspect="1"/>
+            </wp:cNvGraphicFramePr>
+            <a:graphic>
+              <a:graphicData uri="http://schemas.openxmlformats.org/drawingml/2006/picture">
+                <pic:pic>
+                  <pic:nvPicPr>
+                    <pic:cNvPr id="0" name="image.jpg"/>
+                    <pic:cNvPicPr/>
+                  </pic:nvPicPr>
+                  <pic:blipFill>
+                    <a:blip r:embed="rId25"/>
+                    <a:stretch>
+                      <a:fillRect/>
+                    </a:stretch>
+                  </pic:blipFill>
+                  <pic:spPr>
+                    <a:xfrm>
+                      <a:off x="0" y="0"/>
+                      <a:ext cx="6096000" cy="4090416"/>
+                    </a:xfrm>
+                    <a:prstGeom prst="rect"/>
+                  </pic:spPr>
+                </pic:pic>
+              </a:graphicData>
+            </a:graphic>
+          </wp:inline>
+        </w:drawing>
+      </w:r>
+    </w:p>
+    <w:p>
+      <w:pPr/>
+      <w:r>
+        <w:rPr>
+          <w:lang w:val="fr_FR" w:bidi="fr_FR"/>
+        </w:rPr>
+      </w:r>
+      <w:hyperlink r:id="rId26">
+        <w:r>
+          <w:rPr>
+            <w:lang w:val="fr_FR" w:bidi="fr_FR"/>
+          </w:rPr>
+          <w:rPr>
+            <w:color w:val="0000EE"/>
+            <w:u w:val="single"/>
+          </w:rPr>
+          <w:t>link</w:t>
+        </w:r>
+      </w:hyperlink>
+      <w:r>
+        <w:rPr>
+          <w:lang w:val="fr_FR" w:bidi="fr_FR"/>
+        </w:rPr>
+      </w:r>
+      <w:r>
+        <w:rPr>
+          <w:lang w:val="fr_FR" w:bidi="fr_FR"/>
+        </w:rPr>
+      </w:r>
+    </w:p>
+    <w:p>
+      <w:pPr/>
+      <w:r>
+        <w:rPr>
+          <w:lang w:val="fr_FR" w:bidi="fr_FR"/>
+        </w:rPr>
+      </w:r>
+    </w:p>
+    <w:p>
+      <w:pPr>
+        <w:pStyle w:val="Heading2"/>
+      </w:pPr>
+      <w:r>
+        <w:rPr>
+          <w:lang w:val="fr_FR" w:bidi="fr_FR"/>
+        </w:rPr>
+        <w:t>Jeune âne</w:t>
+      </w:r>
+      <w:r>
+        <w:rPr>
+          <w:lang w:val="fr_FR" w:bidi="fr_FR"/>
+        </w:rPr>
+      </w:r>
+    </w:p>
+    <w:p>
+      <w:pPr>
+        <w:pStyle w:val="Heading4"/>
+      </w:pPr>
+      <w:r>
+        <w:rPr>
+          <w:lang w:val="fr_FR" w:bidi="fr_FR"/>
+        </w:rPr>
+        <w:t>Image Content</w:t>
+      </w:r>
+      <w:r>
+        <w:rPr>
+          <w:lang w:val="fr_FR" w:bidi="fr_FR"/>
+        </w:rPr>
+      </w:r>
+    </w:p>
+    <w:p>
+      <w:pPr/>
+      <w:r>
+        <w:rPr>
+          <w:lang w:val="fr_FR" w:bidi="fr_FR"/>
+        </w:rPr>
+      </w:r>
+    </w:p>
+    <w:p>
+      <w:r>
+        <w:drawing>
+          <wp:inline xmlns:a="http://schemas.openxmlformats.org/drawingml/2006/main" xmlns:pic="http://schemas.openxmlformats.org/drawingml/2006/picture">
+            <wp:extent cx="6096000" cy="4090416"/>
+            <wp:docPr id="8" name="Picture 8"/>
+            <wp:cNvGraphicFramePr>
+              <a:graphicFrameLocks noChangeAspect="1"/>
+            </wp:cNvGraphicFramePr>
+            <a:graphic>
+              <a:graphicData uri="http://schemas.openxmlformats.org/drawingml/2006/picture">
+                <pic:pic>
+                  <pic:nvPicPr>
+                    <pic:cNvPr id="0" name="image.jpg"/>
+                    <pic:cNvPicPr/>
+                  </pic:nvPicPr>
+                  <pic:blipFill>
+                    <a:blip r:embed="rId27"/>
+                    <a:stretch>
+                      <a:fillRect/>
+                    </a:stretch>
+                  </pic:blipFill>
+                  <pic:spPr>
+                    <a:xfrm>
+                      <a:off x="0" y="0"/>
+                      <a:ext cx="6096000" cy="4090416"/>
+                    </a:xfrm>
+                    <a:prstGeom prst="rect"/>
+                  </pic:spPr>
+                </pic:pic>
+              </a:graphicData>
+            </a:graphic>
+          </wp:inline>
+        </w:drawing>
+      </w:r>
+    </w:p>
+    <w:p>
+      <w:pPr/>
+      <w:r>
+        <w:rPr>
+          <w:lang w:val="fr_FR" w:bidi="fr_FR"/>
+        </w:rPr>
+      </w:r>
+      <w:hyperlink r:id="rId28">
+        <w:r>
+          <w:rPr>
+            <w:lang w:val="fr_FR" w:bidi="fr_FR"/>
+          </w:rPr>
+          <w:rPr>
+            <w:color w:val="0000EE"/>
+            <w:u w:val="single"/>
+          </w:rPr>
+          <w:t>link</w:t>
+        </w:r>
+      </w:hyperlink>
+      <w:r>
+        <w:rPr>
+          <w:lang w:val="fr_FR" w:bidi="fr_FR"/>
+        </w:rPr>
+      </w:r>
+      <w:r>
+        <w:rPr>
+          <w:lang w:val="fr_FR" w:bidi="fr_FR"/>
+        </w:rPr>
+      </w:r>
+    </w:p>
+    <w:p>
+      <w:pPr/>
+      <w:r>
+        <w:rPr>
+          <w:lang w:val="fr_FR" w:bidi="fr_FR"/>
+        </w:rPr>
+      </w:r>
+    </w:p>
+    <w:p>
+      <w:pPr>
+        <w:pStyle w:val="Heading2"/>
+      </w:pPr>
+      <w:r>
+        <w:rPr>
+          <w:lang w:val="fr_FR" w:bidi="fr_FR"/>
+        </w:rPr>
+        <w:t>Jeune âne</w:t>
+      </w:r>
+      <w:r>
+        <w:rPr>
+          <w:lang w:val="fr_FR" w:bidi="fr_FR"/>
+        </w:rPr>
+      </w:r>
+    </w:p>
+    <w:p>
+      <w:pPr>
+        <w:pStyle w:val="Heading4"/>
+      </w:pPr>
+      <w:r>
+        <w:rPr>
+          <w:lang w:val="fr_FR" w:bidi="fr_FR"/>
+        </w:rPr>
+        <w:t>Image Content</w:t>
+      </w:r>
+      <w:r>
+        <w:rPr>
+          <w:lang w:val="fr_FR" w:bidi="fr_FR"/>
+        </w:rPr>
+      </w:r>
+    </w:p>
+    <w:p>
+      <w:pPr/>
+      <w:r>
+        <w:rPr>
+          <w:lang w:val="fr_FR" w:bidi="fr_FR"/>
+        </w:rPr>
+      </w:r>
+    </w:p>
+    <w:p>
+      <w:r>
+        <w:drawing>
+          <wp:inline xmlns:a="http://schemas.openxmlformats.org/drawingml/2006/main" xmlns:pic="http://schemas.openxmlformats.org/drawingml/2006/picture">
+            <wp:extent cx="6096000" cy="4090416"/>
+            <wp:docPr id="9" name="Picture 9"/>
+            <wp:cNvGraphicFramePr>
+              <a:graphicFrameLocks noChangeAspect="1"/>
+            </wp:cNvGraphicFramePr>
+            <a:graphic>
+              <a:graphicData uri="http://schemas.openxmlformats.org/drawingml/2006/picture">
+                <pic:pic>
+                  <pic:nvPicPr>
+                    <pic:cNvPr id="0" name="image.jpg"/>
+                    <pic:cNvPicPr/>
+                  </pic:nvPicPr>
+                  <pic:blipFill>
+                    <a:blip r:embed="rId29"/>
+                    <a:stretch>
+                      <a:fillRect/>
+                    </a:stretch>
+                  </pic:blipFill>
+                  <pic:spPr>
+                    <a:xfrm>
+                      <a:off x="0" y="0"/>
+                      <a:ext cx="6096000" cy="4090416"/>
+                    </a:xfrm>
+                    <a:prstGeom prst="rect"/>
+                  </pic:spPr>
+                </pic:pic>
+              </a:graphicData>
+            </a:graphic>
+          </wp:inline>
+        </w:drawing>
+      </w:r>
+    </w:p>
+    <w:p>
+      <w:pPr/>
+      <w:r>
+        <w:rPr>
+          <w:lang w:val="fr_FR" w:bidi="fr_FR"/>
+        </w:rPr>
+      </w:r>
+      <w:hyperlink r:id="rId30">
+        <w:r>
+          <w:rPr>
+            <w:lang w:val="fr_FR" w:bidi="fr_FR"/>
+          </w:rPr>
+          <w:rPr>
+            <w:color w:val="0000EE"/>
+            <w:u w:val="single"/>
+          </w:rPr>
+          <w:t>link</w:t>
+        </w:r>
+      </w:hyperlink>
+      <w:r>
+        <w:rPr>
+          <w:lang w:val="fr_FR" w:bidi="fr_FR"/>
+        </w:rPr>
+      </w:r>
+      <w:r>
+        <w:rPr>
+          <w:lang w:val="fr_FR" w:bidi="fr_FR"/>
+        </w:rPr>
+      </w:r>
+    </w:p>
+    <w:p>
+      <w:pPr/>
+      <w:r>
+        <w:rPr>
+          <w:lang w:val="fr_FR" w:bidi="fr_FR"/>
+        </w:rPr>
+      </w:r>
+    </w:p>
+    <w:p>
+      <w:pPr>
+        <w:pStyle w:val="Heading2"/>
+      </w:pPr>
+      <w:r>
+        <w:rPr>
+          <w:lang w:val="fr_FR" w:bidi="fr_FR"/>
+        </w:rPr>
+        <w:t>Joug</w:t>
+      </w:r>
+      <w:r>
+        <w:rPr>
+          <w:lang w:val="fr_FR" w:bidi="fr_FR"/>
+        </w:rPr>
+      </w:r>
+    </w:p>
+    <w:p>
+      <w:pPr>
+        <w:pStyle w:val="Heading4"/>
+      </w:pPr>
+      <w:r>
+        <w:rPr>
+          <w:lang w:val="fr_FR" w:bidi="fr_FR"/>
+        </w:rPr>
+        <w:t>Image Content</w:t>
+      </w:r>
+      <w:r>
+        <w:rPr>
+          <w:lang w:val="fr_FR" w:bidi="fr_FR"/>
+        </w:rPr>
+      </w:r>
+    </w:p>
+    <w:p>
+      <w:pPr/>
+      <w:r>
+        <w:rPr>
+          <w:lang w:val="fr_FR" w:bidi="fr_FR"/>
+        </w:rPr>
+      </w:r>
+    </w:p>
+    <w:p>
+      <w:r>
+        <w:drawing>
+          <wp:inline xmlns:a="http://schemas.openxmlformats.org/drawingml/2006/main" xmlns:pic="http://schemas.openxmlformats.org/drawingml/2006/picture">
+            <wp:extent cx="6096000" cy="4035552"/>
+            <wp:docPr id="10" name="Picture 10"/>
+            <wp:cNvGraphicFramePr>
+              <a:graphicFrameLocks noChangeAspect="1"/>
+            </wp:cNvGraphicFramePr>
+            <a:graphic>
+              <a:graphicData uri="http://schemas.openxmlformats.org/drawingml/2006/picture">
+                <pic:pic>
+                  <pic:nvPicPr>
+                    <pic:cNvPr id="0" name="image.jpg"/>
+                    <pic:cNvPicPr/>
+                  </pic:nvPicPr>
+                  <pic:blipFill>
+                    <a:blip r:embed="rId31"/>
+                    <a:stretch>
+                      <a:fillRect/>
+                    </a:stretch>
+                  </pic:blipFill>
+                  <pic:spPr>
+                    <a:xfrm>
+                      <a:off x="0" y="0"/>
+                      <a:ext cx="6096000" cy="4035552"/>
+                    </a:xfrm>
+                    <a:prstGeom prst="rect"/>
+                  </pic:spPr>
+                </pic:pic>
+              </a:graphicData>
+            </a:graphic>
+          </wp:inline>
+        </w:drawing>
+      </w:r>
+    </w:p>
+    <w:p>
+      <w:pPr/>
+      <w:r>
+        <w:rPr>
+          <w:lang w:val="fr_FR" w:bidi="fr_FR"/>
+        </w:rPr>
+      </w:r>
+      <w:hyperlink r:id="rId32">
+        <w:r>
+          <w:rPr>
+            <w:lang w:val="fr_FR" w:bidi="fr_FR"/>
+          </w:rPr>
+          <w:rPr>
+            <w:color w:val="0000EE"/>
+            <w:u w:val="single"/>
+          </w:rPr>
+          <w:t>link</w:t>
+        </w:r>
+      </w:hyperlink>
+      <w:r>
+        <w:rPr>
+          <w:lang w:val="fr_FR" w:bidi="fr_FR"/>
+        </w:rPr>
+      </w:r>
+      <w:r>
+        <w:rPr>
+          <w:lang w:val="fr_FR" w:bidi="fr_FR"/>
+        </w:rPr>
+      </w:r>
+    </w:p>
+    <w:p>
+      <w:pPr/>
+      <w:r>
+        <w:rPr>
+          <w:lang w:val="fr_FR" w:bidi="fr_FR"/>
+        </w:rPr>
+      </w:r>
+    </w:p>
+    <w:p>
+      <w:pPr>
+        <w:pStyle w:val="Heading2"/>
+      </w:pPr>
+      <w:r>
+        <w:rPr>
+          <w:lang w:val="fr_FR" w:bidi="fr_FR"/>
+        </w:rPr>
+        <w:t>Joug</w:t>
+      </w:r>
+      <w:r>
+        <w:rPr>
+          <w:lang w:val="fr_FR" w:bidi="fr_FR"/>
+        </w:rPr>
+      </w:r>
+    </w:p>
+    <w:p>
+      <w:pPr>
+        <w:pStyle w:val="Heading4"/>
+      </w:pPr>
+      <w:r>
+        <w:rPr>
+          <w:lang w:val="fr_FR" w:bidi="fr_FR"/>
+        </w:rPr>
+        <w:t>Image Content</w:t>
+      </w:r>
+      <w:r>
+        <w:rPr>
+          <w:lang w:val="fr_FR" w:bidi="fr_FR"/>
+        </w:rPr>
+      </w:r>
+    </w:p>
+    <w:p>
+      <w:pPr/>
+      <w:r>
+        <w:rPr>
+          <w:lang w:val="fr_FR" w:bidi="fr_FR"/>
+        </w:rPr>
+      </w:r>
+    </w:p>
+    <w:p>
+      <w:r>
+        <w:drawing>
+          <wp:inline xmlns:a="http://schemas.openxmlformats.org/drawingml/2006/main" xmlns:pic="http://schemas.openxmlformats.org/drawingml/2006/picture">
+            <wp:extent cx="6096000" cy="4572000"/>
+            <wp:docPr id="11" name="Picture 11"/>
+            <wp:cNvGraphicFramePr>
+              <a:graphicFrameLocks noChangeAspect="1"/>
+            </wp:cNvGraphicFramePr>
+            <a:graphic>
+              <a:graphicData uri="http://schemas.openxmlformats.org/drawingml/2006/picture">
+                <pic:pic>
+                  <pic:nvPicPr>
+                    <pic:cNvPr id="0" name="image.jpg"/>
+                    <pic:cNvPicPr/>
+                  </pic:nvPicPr>
+                  <pic:blipFill>
+                    <a:blip r:embed="rId33"/>
+                    <a:stretch>
+                      <a:fillRect/>
+                    </a:stretch>
+                  </pic:blipFill>
+                  <pic:spPr>
+                    <a:xfrm>
+                      <a:off x="0" y="0"/>
+                      <a:ext cx="6096000" cy="4572000"/>
+                    </a:xfrm>
+                    <a:prstGeom prst="rect"/>
+                  </pic:spPr>
+                </pic:pic>
+              </a:graphicData>
+            </a:graphic>
+          </wp:inline>
+        </w:drawing>
+      </w:r>
+    </w:p>
+    <w:p>
+      <w:pPr/>
+      <w:r>
+        <w:rPr>
+          <w:lang w:val="fr_FR" w:bidi="fr_FR"/>
+        </w:rPr>
+      </w:r>
+      <w:hyperlink r:id="rId34">
         <w:r>
           <w:rPr>
             <w:lang w:val="fr_FR" w:bidi="fr_FR"/>
